--- a/downloads/ErsteBude_Bewerbungsdossier_Vorlage.docx
+++ b/downloads/ErsteBude_Bewerbungsdossier_Vorlage.docx
@@ -2336,7 +2336,7 @@
         <w:sz w:val="16"/>
         <w:szCs w:val="16"/>
       </w:rPr>
-      <w:t xml:space="preserve">Vorlage von erstebude.ch · Dein Wegweiser zur ersten eigenen Wohnung · Ohne Gewähr, keine Rechtsberatung</w:t>
+      <w:t xml:space="preserve">Vorlage von erstebude.ch · Der Wegweiser für deinen ersten Auszug · Ohne Gewähr, keine Rechtsberatung</w:t>
     </w:r>
   </w:p>
 </w:ftr>

--- a/downloads/ErsteBude_Bewerbungsdossier_Vorlage.docx
+++ b/downloads/ErsteBude_Bewerbungsdossier_Vorlage.docx
@@ -74,7 +74,7 @@
           <w:sz w:val="22"/>
           <w:szCs w:val="22"/>
         </w:rPr>
-        <w:t xml:space="preserve">Vorlage zum Ausfüllen. Graue Hinweise einfach überschreiben, alles als ein PDF zusammen mit den Unterlagen einreichen.</w:t>
+        <w:t xml:space="preserve">Vorlage zum Ausfüllen. Graue Hinweise einfach überschreiben. Für die erste Runde reichen dieses Formular, ein kurzes Begleitschreiben und eine Kopie deines Betreibungsauszugs, alles in einem PDF.</w:t>
       </w:r>
     </w:p>
     <w:p>
@@ -550,7 +550,7 @@
                 <w:sz w:val="20"/>
                 <w:szCs w:val="20"/>
               </w:rPr>
-              <w:t xml:space="preserve">Zivilstand</w:t>
+              <w:t xml:space="preserve">Nationalität / Bewilligung</w:t>
             </w:r>
           </w:p>
         </w:tc>
@@ -580,7 +580,7 @@
                 <w:sz w:val="20"/>
                 <w:szCs w:val="20"/>
               </w:rPr>
-              <w:t xml:space="preserve"/>
+              <w:t xml:space="preserve">z.B. Schweiz oder Ausweis B/C</w:t>
             </w:r>
           </w:p>
         </w:tc>
@@ -613,7 +613,7 @@
                 <w:sz w:val="20"/>
                 <w:szCs w:val="20"/>
               </w:rPr>
-              <w:t xml:space="preserve">Nationalität / Bewilligung</w:t>
+              <w:t xml:space="preserve">Aktuelle Adresse</w:t>
             </w:r>
           </w:p>
         </w:tc>
@@ -643,7 +643,7 @@
                 <w:sz w:val="20"/>
                 <w:szCs w:val="20"/>
               </w:rPr>
-              <w:t xml:space="preserve">z.B. Schweiz oder Ausweis B/C</w:t>
+              <w:t xml:space="preserve">Strasse Nr., PLZ Ort (z.B. bei den Eltern)</w:t>
             </w:r>
           </w:p>
         </w:tc>
@@ -676,7 +676,7 @@
                 <w:sz w:val="20"/>
                 <w:szCs w:val="20"/>
               </w:rPr>
-              <w:t xml:space="preserve">Aktuelle Adresse</w:t>
+              <w:t xml:space="preserve">Telefon / E-Mail</w:t>
             </w:r>
           </w:p>
         </w:tc>
@@ -706,7 +706,7 @@
                 <w:sz w:val="20"/>
                 <w:szCs w:val="20"/>
               </w:rPr>
-              <w:t xml:space="preserve">Strasse Nr., PLZ Ort (z.B. bei den Eltern)</w:t>
+              <w:t xml:space="preserve"/>
             </w:r>
           </w:p>
         </w:tc>
@@ -739,7 +739,7 @@
                 <w:sz w:val="20"/>
                 <w:szCs w:val="20"/>
               </w:rPr>
-              <w:t xml:space="preserve">Telefon / E-Mail</w:t>
+              <w:t xml:space="preserve">Beruf / Ausbildung</w:t>
             </w:r>
           </w:p>
         </w:tc>
@@ -769,7 +769,7 @@
                 <w:sz w:val="20"/>
                 <w:szCs w:val="20"/>
               </w:rPr>
-              <w:t xml:space="preserve"/>
+              <w:t xml:space="preserve">z.B. Studentin PH, Lernender Informatiker</w:t>
             </w:r>
           </w:p>
         </w:tc>
@@ -802,7 +802,7 @@
                 <w:sz w:val="20"/>
                 <w:szCs w:val="20"/>
               </w:rPr>
-              <w:t xml:space="preserve">Beruf / Ausbildung</w:t>
+              <w:t xml:space="preserve">Hochschule / Arbeitgeber</w:t>
             </w:r>
           </w:p>
         </w:tc>
@@ -832,7 +832,7 @@
                 <w:sz w:val="20"/>
                 <w:szCs w:val="20"/>
               </w:rPr>
-              <w:t xml:space="preserve">z.B. Studentin PH, Lernender Informatiker</w:t>
+              <w:t xml:space="preserve">Name, Ort, seit wann</w:t>
             </w:r>
           </w:p>
         </w:tc>
@@ -865,7 +865,7 @@
                 <w:sz w:val="20"/>
                 <w:szCs w:val="20"/>
               </w:rPr>
-              <w:t xml:space="preserve">Hochschule / Arbeitgeber</w:t>
+              <w:t xml:space="preserve">Einkommen pro Jahr (ungefähr)</w:t>
             </w:r>
           </w:p>
         </w:tc>
@@ -895,7 +895,7 @@
                 <w:sz w:val="20"/>
                 <w:szCs w:val="20"/>
               </w:rPr>
-              <w:t xml:space="preserve">Name, Ort, seit wann</w:t>
+              <w:t xml:space="preserve">Kategorie genügt, z.B. unter CHF 30'000 oder CHF 30'000 bis 50'000</w:t>
             </w:r>
           </w:p>
         </w:tc>
@@ -928,7 +928,7 @@
                 <w:sz w:val="20"/>
                 <w:szCs w:val="20"/>
               </w:rPr>
-              <w:t xml:space="preserve">Einkommen pro Monat</w:t>
+              <w:t xml:space="preserve">Personen im Haushalt</w:t>
             </w:r>
           </w:p>
         </w:tc>
@@ -958,7 +958,7 @@
                 <w:sz w:val="20"/>
                 <w:szCs w:val="20"/>
               </w:rPr>
-              <w:t xml:space="preserve">Lohn, Lehrlingslohn, Stipendium, Unterstützung der Eltern</w:t>
+              <w:t xml:space="preserve">Anzahl Erwachsene / Kinder</w:t>
             </w:r>
           </w:p>
         </w:tc>
@@ -991,7 +991,7 @@
                 <w:sz w:val="20"/>
                 <w:szCs w:val="20"/>
               </w:rPr>
-              <w:t xml:space="preserve">Personen im Haushalt</w:t>
+              <w:t xml:space="preserve">Haustiere / Musikinstrumente</w:t>
             </w:r>
           </w:p>
         </w:tc>
@@ -1021,7 +1021,7 @@
                 <w:sz w:val="20"/>
                 <w:szCs w:val="20"/>
               </w:rPr>
-              <w:t xml:space="preserve">Anzahl Erwachsene / Kinder</w:t>
+              <w:t xml:space="preserve">z.B. keine / Klavier (E-Piano mit Kopfhörer)</w:t>
             </w:r>
           </w:p>
         </w:tc>
@@ -1054,7 +1054,7 @@
                 <w:sz w:val="20"/>
                 <w:szCs w:val="20"/>
               </w:rPr>
-              <w:t xml:space="preserve">Haustiere / Musikinstrumente</w:t>
+              <w:t xml:space="preserve">Betreibungen oder Verlustscheine in den letzten 5 Jahren</w:t>
             </w:r>
           </w:p>
         </w:tc>
@@ -1084,7 +1084,7 @@
                 <w:sz w:val="20"/>
                 <w:szCs w:val="20"/>
               </w:rPr>
-              <w:t xml:space="preserve">z.B. keine / Klavier (E-Piano mit Kopfhörer)</w:t>
+              <w:t xml:space="preserve">ja / nein</w:t>
             </w:r>
           </w:p>
         </w:tc>
@@ -1117,133 +1117,7 @@
                 <w:sz w:val="20"/>
                 <w:szCs w:val="20"/>
               </w:rPr>
-              <w:t xml:space="preserve">Rauchen</w:t>
-            </w:r>
-          </w:p>
-        </w:tc>
-        <w:tc>
-          <w:tcPr>
-            <w:tcW w:type="dxa" w:w="6038"/>
-            <w:tcBorders>
-              <w:top w:val="single" w:color="C9D6E6" w:sz="4"/>
-              <w:left w:val="single" w:color="C9D6E6" w:sz="4"/>
-              <w:bottom w:val="single" w:color="C9D6E6" w:sz="4"/>
-              <w:right w:val="single" w:color="C9D6E6" w:sz="4"/>
-            </w:tcBorders>
-            <w:tcMar>
-              <w:top w:type="dxa" w:w="55"/>
-              <w:left w:type="dxa" w:w="120"/>
-              <w:bottom w:type="dxa" w:w="55"/>
-              <w:right w:type="dxa" w:w="120"/>
-            </w:tcMar>
-          </w:tcPr>
-          <w:p>
-            <w:r>
-              <w:rPr>
-                <w:rFonts w:ascii="Calibri" w:cs="Calibri" w:eastAsia="Calibri" w:hAnsi="Calibri"/>
-                <w:i/>
-                <w:iCs/>
-                <w:color w:val="8A94A6"/>
-                <w:sz w:val="20"/>
-                <w:szCs w:val="20"/>
-              </w:rPr>
-              <w:t xml:space="preserve">ja / nein</w:t>
-            </w:r>
-          </w:p>
-        </w:tc>
-      </w:tr>
-      <w:tr>
-        <w:tc>
-          <w:tcPr>
-            <w:tcW w:type="dxa" w:w="3600"/>
-            <w:tcBorders>
-              <w:top w:val="single" w:color="C9D6E6" w:sz="4"/>
-              <w:left w:val="single" w:color="C9D6E6" w:sz="4"/>
-              <w:bottom w:val="single" w:color="C9D6E6" w:sz="4"/>
-              <w:right w:val="single" w:color="C9D6E6" w:sz="4"/>
-            </w:tcBorders>
-            <w:shd w:fill="EAF0F6" w:color="auto" w:val="clear"/>
-            <w:tcMar>
-              <w:top w:type="dxa" w:w="55"/>
-              <w:left w:type="dxa" w:w="120"/>
-              <w:bottom w:type="dxa" w:w="55"/>
-              <w:right w:type="dxa" w:w="120"/>
-            </w:tcMar>
-          </w:tcPr>
-          <w:p>
-            <w:r>
-              <w:rPr>
-                <w:rFonts w:ascii="Calibri" w:cs="Calibri" w:eastAsia="Calibri" w:hAnsi="Calibri"/>
-                <w:b/>
-                <w:bCs/>
-                <w:color w:val="1F3F66"/>
-                <w:sz w:val="20"/>
-                <w:szCs w:val="20"/>
-              </w:rPr>
-              <w:t xml:space="preserve">Betreibungen in den letzten 2 Jahren</w:t>
-            </w:r>
-          </w:p>
-        </w:tc>
-        <w:tc>
-          <w:tcPr>
-            <w:tcW w:type="dxa" w:w="6038"/>
-            <w:tcBorders>
-              <w:top w:val="single" w:color="C9D6E6" w:sz="4"/>
-              <w:left w:val="single" w:color="C9D6E6" w:sz="4"/>
-              <w:bottom w:val="single" w:color="C9D6E6" w:sz="4"/>
-              <w:right w:val="single" w:color="C9D6E6" w:sz="4"/>
-            </w:tcBorders>
-            <w:tcMar>
-              <w:top w:type="dxa" w:w="55"/>
-              <w:left w:type="dxa" w:w="120"/>
-              <w:bottom w:type="dxa" w:w="55"/>
-              <w:right w:type="dxa" w:w="120"/>
-            </w:tcMar>
-          </w:tcPr>
-          <w:p>
-            <w:r>
-              <w:rPr>
-                <w:rFonts w:ascii="Calibri" w:cs="Calibri" w:eastAsia="Calibri" w:hAnsi="Calibri"/>
-                <w:i/>
-                <w:iCs/>
-                <w:color w:val="8A94A6"/>
-                <w:sz w:val="20"/>
-                <w:szCs w:val="20"/>
-              </w:rPr>
-              <w:t xml:space="preserve">ja / nein</w:t>
-            </w:r>
-          </w:p>
-        </w:tc>
-      </w:tr>
-      <w:tr>
-        <w:tc>
-          <w:tcPr>
-            <w:tcW w:type="dxa" w:w="3600"/>
-            <w:tcBorders>
-              <w:top w:val="single" w:color="C9D6E6" w:sz="4"/>
-              <w:left w:val="single" w:color="C9D6E6" w:sz="4"/>
-              <w:bottom w:val="single" w:color="C9D6E6" w:sz="4"/>
-              <w:right w:val="single" w:color="C9D6E6" w:sz="4"/>
-            </w:tcBorders>
-            <w:shd w:fill="EAF0F6" w:color="auto" w:val="clear"/>
-            <w:tcMar>
-              <w:top w:type="dxa" w:w="55"/>
-              <w:left w:type="dxa" w:w="120"/>
-              <w:bottom w:type="dxa" w:w="55"/>
-              <w:right w:type="dxa" w:w="120"/>
-            </w:tcMar>
-          </w:tcPr>
-          <w:p>
-            <w:r>
-              <w:rPr>
-                <w:rFonts w:ascii="Calibri" w:cs="Calibri" w:eastAsia="Calibri" w:hAnsi="Calibri"/>
-                <w:b/>
-                <w:bCs/>
-                <w:color w:val="1F3F66"/>
-                <w:sz w:val="20"/>
-                <w:szCs w:val="20"/>
-              </w:rPr>
-              <w:t xml:space="preserve">Referenzperson</w:t>
+              <w:t xml:space="preserve">Referenzperson (freiwillig)</w:t>
             </w:r>
           </w:p>
         </w:tc>
@@ -1307,7 +1181,7 @@
           <w:sz w:val="22"/>
           <w:szCs w:val="22"/>
         </w:rPr>
-        <w:t xml:space="preserve">Ohne festen Lohn verlangen viele Verwaltungen eine zweite Person, die mithaftet, oft die Eltern.</w:t>
+        <w:t xml:space="preserve">Ohne festen Lohn verlangen viele Verwaltungen eine zweite Person, die mithaftet, oft ein Elternteil: als Solidarmieter im Mietvertrag oder mit einer Bürgschaft (über CHF 2'000 nur mit öffentlicher Beurkundung, Art. 493 OR).</w:t>
       </w:r>
     </w:p>
     <w:tbl>
@@ -1543,7 +1417,7 @@
                 <w:sz w:val="20"/>
                 <w:szCs w:val="20"/>
               </w:rPr>
-              <w:t xml:space="preserve">Beruf / Einkommen</w:t>
+              <w:t xml:space="preserve">Beruf / Einkommen (Kategorie)</w:t>
             </w:r>
           </w:p>
         </w:tc>
@@ -1892,7 +1766,38 @@
           <w:sz w:val="40"/>
           <w:szCs w:val="40"/>
         </w:rPr>
-        <w:t xml:space="preserve">Checkliste: Diese Unterlagen gehören dazu</w:t>
+        <w:t xml:space="preserve">Checkliste: Welche Unterlagen wann?</w:t>
+      </w:r>
+    </w:p>
+    <w:p>
+      <w:pPr>
+        <w:spacing w:after="200" w:before="0" w:line="300"/>
+      </w:pPr>
+      <w:r>
+        <w:rPr>
+          <w:rFonts w:ascii="Calibri" w:cs="Calibri" w:eastAsia="Calibri" w:hAnsi="Calibri"/>
+          <w:color w:val="56637A"/>
+          <w:sz w:val="22"/>
+          <w:szCs w:val="22"/>
+        </w:rPr>
+        <w:t xml:space="preserve">Nach den Empfehlungen des Eidgenössischen Datenschutzbeauftragten (EDÖB) gibst du nicht alles auf einmal ab.</w:t>
+      </w:r>
+    </w:p>
+    <w:p>
+      <w:pPr>
+        <w:pStyle w:val="Heading2"/>
+        <w:spacing w:after="120" w:before="200"/>
+      </w:pPr>
+      <w:r>
+        <w:rPr>
+          <w:rFonts w:ascii="Calibri" w:cs="Calibri" w:eastAsia="Calibri" w:hAnsi="Calibri"/>
+          <w:b/>
+          <w:bCs/>
+          <w:color w:val="1F3F66"/>
+          <w:sz w:val="26"/>
+          <w:szCs w:val="26"/>
+        </w:rPr>
+        <w:t xml:space="preserve">1. Erste Runde: mit der Bewerbung</w:t>
       </w:r>
     </w:p>
     <w:p>
@@ -1953,16 +1858,16 @@
           <w:sz w:val="22"/>
           <w:szCs w:val="22"/>
         </w:rPr>
-        <w:t xml:space="preserve">Betreibungsauszug</w:t>
-      </w:r>
-      <w:r>
-        <w:rPr>
-          <w:rFonts w:ascii="Calibri" w:cs="Calibri" w:eastAsia="Calibri" w:hAnsi="Calibri"/>
-          <w:color w:val="16243A"/>
-          <w:sz w:val="22"/>
-          <w:szCs w:val="22"/>
-        </w:rPr>
-        <w:t xml:space="preserve"> – aktuell, viele Verwaltungen wollen ihn nicht älter als drei Monate</w:t>
+        <w:t xml:space="preserve">Kurzes Begleitschreiben</w:t>
+      </w:r>
+      <w:r>
+        <w:rPr>
+          <w:rFonts w:ascii="Calibri" w:cs="Calibri" w:eastAsia="Calibri" w:hAnsi="Calibri"/>
+          <w:color w:val="16243A"/>
+          <w:sz w:val="22"/>
+          <w:szCs w:val="22"/>
+        </w:rPr>
+        <w:t xml:space="preserve"> – siehe Beispiel</w:t>
       </w:r>
     </w:p>
     <w:p>
@@ -1988,16 +1893,16 @@
           <w:sz w:val="22"/>
           <w:szCs w:val="22"/>
         </w:rPr>
-        <w:t xml:space="preserve">Kopie von ID oder Pass</w:t>
-      </w:r>
-      <w:r>
-        <w:rPr>
-          <w:rFonts w:ascii="Calibri" w:cs="Calibri" w:eastAsia="Calibri" w:hAnsi="Calibri"/>
-          <w:color w:val="16243A"/>
-          <w:sz w:val="22"/>
-          <w:szCs w:val="22"/>
-        </w:rPr>
-        <w:t xml:space="preserve"> – bzw. Ausländerausweis</w:t>
+        <w:t xml:space="preserve">Kopie des Betreibungsauszugs</w:t>
+      </w:r>
+      <w:r>
+        <w:rPr>
+          <w:rFonts w:ascii="Calibri" w:cs="Calibri" w:eastAsia="Calibri" w:hAnsi="Calibri"/>
+          <w:color w:val="16243A"/>
+          <w:sz w:val="22"/>
+          <w:szCs w:val="22"/>
+        </w:rPr>
+        <w:t xml:space="preserve"> – möglichst nicht älter als drei Monate</w:t>
       </w:r>
     </w:p>
     <w:p>
@@ -2023,16 +1928,33 @@
           <w:sz w:val="22"/>
           <w:szCs w:val="22"/>
         </w:rPr>
-        <w:t xml:space="preserve">Einkommensnachweis</w:t>
-      </w:r>
-      <w:r>
-        <w:rPr>
-          <w:rFonts w:ascii="Calibri" w:cs="Calibri" w:eastAsia="Calibri" w:hAnsi="Calibri"/>
-          <w:color w:val="16243A"/>
-          <w:sz w:val="22"/>
-          <w:szCs w:val="22"/>
-        </w:rPr>
-        <w:t xml:space="preserve"> – letzte Lohnabrechnungen, Lehrvertrag, Studienbestätigung oder Stipendienentscheid</w:t>
+        <w:t xml:space="preserve">Angaben zu Solidarmieter oder Bürge</w:t>
+      </w:r>
+      <w:r>
+        <w:rPr>
+          <w:rFonts w:ascii="Calibri" w:cs="Calibri" w:eastAsia="Calibri" w:hAnsi="Calibri"/>
+          <w:color w:val="16243A"/>
+          <w:sz w:val="22"/>
+          <w:szCs w:val="22"/>
+        </w:rPr>
+        <w:t xml:space="preserve"> – falls nötig</w:t>
+      </w:r>
+    </w:p>
+    <w:p>
+      <w:pPr>
+        <w:pStyle w:val="Heading2"/>
+        <w:spacing w:after="120" w:before="200"/>
+      </w:pPr>
+      <w:r>
+        <w:rPr>
+          <w:rFonts w:ascii="Calibri" w:cs="Calibri" w:eastAsia="Calibri" w:hAnsi="Calibri"/>
+          <w:b/>
+          <w:bCs/>
+          <w:color w:val="1F3F66"/>
+          <w:sz w:val="26"/>
+          <w:szCs w:val="26"/>
+        </w:rPr>
+        <w:t xml:space="preserve">2. Engere Auswahl</w:t>
       </w:r>
     </w:p>
     <w:p>
@@ -2058,16 +1980,16 @@
           <w:sz w:val="22"/>
           <w:szCs w:val="22"/>
         </w:rPr>
-        <w:t xml:space="preserve">Solidarhaftung oder Bürgschaft</w:t>
-      </w:r>
-      <w:r>
-        <w:rPr>
-          <w:rFonts w:ascii="Calibri" w:cs="Calibri" w:eastAsia="Calibri" w:hAnsi="Calibri"/>
-          <w:color w:val="16243A"/>
-          <w:sz w:val="22"/>
-          <w:szCs w:val="22"/>
-        </w:rPr>
-        <w:t xml:space="preserve"> – falls nötig, mit Betreibungsauszug der mithaftenden Person</w:t>
+        <w:t xml:space="preserve">Original des Betreibungsauszugs</w:t>
+      </w:r>
+      <w:r>
+        <w:rPr>
+          <w:rFonts w:ascii="Calibri" w:cs="Calibri" w:eastAsia="Calibri" w:hAnsi="Calibri"/>
+          <w:color w:val="16243A"/>
+          <w:sz w:val="22"/>
+          <w:szCs w:val="22"/>
+        </w:rPr>
+        <w:t xml:space="preserve"> – auf Papier oder als elektronisch signiertes PDF</w:t>
       </w:r>
     </w:p>
     <w:p>
@@ -2093,16 +2015,16 @@
           <w:sz w:val="22"/>
           <w:szCs w:val="22"/>
         </w:rPr>
-        <w:t xml:space="preserve">Referenz</w:t>
-      </w:r>
-      <w:r>
-        <w:rPr>
-          <w:rFonts w:ascii="Calibri" w:cs="Calibri" w:eastAsia="Calibri" w:hAnsi="Calibri"/>
-          <w:color w:val="16243A"/>
-          <w:sz w:val="22"/>
-          <w:szCs w:val="22"/>
-        </w:rPr>
-        <w:t xml:space="preserve"> – Kontakt einer Person, die dich empfehlen kann</w:t>
+        <w:t xml:space="preserve">Einkommensnachweis</w:t>
+      </w:r>
+      <w:r>
+        <w:rPr>
+          <w:rFonts w:ascii="Calibri" w:cs="Calibri" w:eastAsia="Calibri" w:hAnsi="Calibri"/>
+          <w:color w:val="16243A"/>
+          <w:sz w:val="22"/>
+          <w:szCs w:val="22"/>
+        </w:rPr>
+        <w:t xml:space="preserve"> – Lohnausweis, Lohnabrechnungen, Lehr- oder Arbeitsvertrag, Stipendienentscheid</w:t>
       </w:r>
     </w:p>
     <w:p>
@@ -2128,16 +2050,33 @@
           <w:sz w:val="22"/>
           <w:szCs w:val="22"/>
         </w:rPr>
-        <w:t xml:space="preserve">Nachweis Privathaftpflicht</w:t>
-      </w:r>
-      <w:r>
-        <w:rPr>
-          <w:rFonts w:ascii="Calibri" w:cs="Calibri" w:eastAsia="Calibri" w:hAnsi="Calibri"/>
-          <w:color w:val="16243A"/>
-          <w:sz w:val="22"/>
-          <w:szCs w:val="22"/>
-        </w:rPr>
-        <w:t xml:space="preserve"> – falls vorhanden oder verlangt</w:t>
+        <w:t xml:space="preserve">Referenzen</w:t>
+      </w:r>
+      <w:r>
+        <w:rPr>
+          <w:rFonts w:ascii="Calibri" w:cs="Calibri" w:eastAsia="Calibri" w:hAnsi="Calibri"/>
+          <w:color w:val="16243A"/>
+          <w:sz w:val="22"/>
+          <w:szCs w:val="22"/>
+        </w:rPr>
+        <w:t xml:space="preserve"> – falls verlangt</w:t>
+      </w:r>
+    </w:p>
+    <w:p>
+      <w:pPr>
+        <w:pStyle w:val="Heading2"/>
+        <w:spacing w:after="120" w:before="200"/>
+      </w:pPr>
+      <w:r>
+        <w:rPr>
+          <w:rFonts w:ascii="Calibri" w:cs="Calibri" w:eastAsia="Calibri" w:hAnsi="Calibri"/>
+          <w:b/>
+          <w:bCs/>
+          <w:color w:val="1F3F66"/>
+          <w:sz w:val="26"/>
+          <w:szCs w:val="26"/>
+        </w:rPr>
+        <w:t xml:space="preserve">3. Vor dem Mietvertrag</w:t>
       </w:r>
     </w:p>
     <w:p>
@@ -2163,16 +2102,51 @@
           <w:sz w:val="22"/>
           <w:szCs w:val="22"/>
         </w:rPr>
-        <w:t xml:space="preserve">Begleitschreiben</w:t>
-      </w:r>
-      <w:r>
-        <w:rPr>
-          <w:rFonts w:ascii="Calibri" w:cs="Calibri" w:eastAsia="Calibri" w:hAnsi="Calibri"/>
-          <w:color w:val="16243A"/>
-          <w:sz w:val="22"/>
-          <w:szCs w:val="22"/>
-        </w:rPr>
-        <w:t xml:space="preserve"> – siehe Beispiel</w:t>
+        <w:t xml:space="preserve">Kopie von ID oder Ausweis</w:t>
+      </w:r>
+      <w:r>
+        <w:rPr>
+          <w:rFonts w:ascii="Calibri" w:cs="Calibri" w:eastAsia="Calibri" w:hAnsi="Calibri"/>
+          <w:color w:val="16243A"/>
+          <w:sz w:val="22"/>
+          <w:szCs w:val="22"/>
+        </w:rPr>
+        <w:t xml:space="preserve"> – nicht vorsorglich mitschicken</w:t>
+      </w:r>
+    </w:p>
+    <w:p>
+      <w:pPr>
+        <w:spacing w:after="110" w:line="300"/>
+        <w:ind w:left="360" w:hanging="360"/>
+      </w:pPr>
+      <w:r>
+        <w:rPr>
+          <w:rFonts w:ascii="Segoe UI Symbol" w:cs="Segoe UI Symbol" w:eastAsia="Segoe UI Symbol" w:hAnsi="Segoe UI Symbol"/>
+          <w:color w:val="1F3F66"/>
+          <w:sz w:val="24"/>
+          <w:szCs w:val="24"/>
+        </w:rPr>
+        <w:t xml:space="preserve">☐  </w:t>
+      </w:r>
+      <w:r>
+        <w:rPr>
+          <w:rFonts w:ascii="Calibri" w:cs="Calibri" w:eastAsia="Calibri" w:hAnsi="Calibri"/>
+          <w:b/>
+          <w:bCs/>
+          <w:color w:val="16243A"/>
+          <w:sz w:val="22"/>
+          <w:szCs w:val="22"/>
+        </w:rPr>
+        <w:t xml:space="preserve">Nachweis Privathaftpflicht oder Hausrat</w:t>
+      </w:r>
+      <w:r>
+        <w:rPr>
+          <w:rFonts w:ascii="Calibri" w:cs="Calibri" w:eastAsia="Calibri" w:hAnsi="Calibri"/>
+          <w:color w:val="16243A"/>
+          <w:sz w:val="22"/>
+          <w:szCs w:val="22"/>
+        </w:rPr>
+        <w:t xml:space="preserve"> – falls verlangt</w:t>
       </w:r>
     </w:p>
     <w:p>
@@ -2246,7 +2220,26 @@
           <w:sz w:val="22"/>
           <w:szCs w:val="22"/>
         </w:rPr>
-        <w:t xml:space="preserve">Ehrlich bleiben: Fehlende Angaben fallen auf, eine Bürgschaft ist kein Nachteil.</w:t>
+        <w:t xml:space="preserve">Verlangt die Verwaltung alles auf einmal, darfst du höflich fragen, ob Lohnbelege und Ausweiskopie auch später reichen.</w:t>
+      </w:r>
+    </w:p>
+    <w:p>
+      <w:pPr>
+        <w:pStyle w:val="ListParagraph"/>
+        <w:numPr>
+          <w:ilvl w:val="0"/>
+          <w:numId w:val="2"/>
+        </w:numPr>
+        <w:spacing w:after="80" w:line="300"/>
+      </w:pPr>
+      <w:r>
+        <w:rPr>
+          <w:rFonts w:ascii="Calibri" w:cs="Calibri" w:eastAsia="Calibri" w:hAnsi="Calibri"/>
+          <w:color w:val="16243A"/>
+          <w:sz w:val="22"/>
+          <w:szCs w:val="22"/>
+        </w:rPr>
+        <w:t xml:space="preserve">Ehrlich bleiben: Falsche Angaben können später teuer werden, eine Bürgschaft ist kein Nachteil.</w:t>
       </w:r>
     </w:p>
     <w:p>
